--- a/Assignments/Aiml Assignment8.docx
+++ b/Assignments/Aiml Assignment8.docx
@@ -21,27 +21,25 @@
           <w:sz w:val="36"/>
           <w:szCs w:val="32"/>
         </w:rPr>
-        <w:t>Assignment No</w:t>
-      </w:r>
-      <w:r>
-        <w:rPr>
-          <w:rFonts w:ascii="Times New Roman" w:hAnsi="Times New Roman" w:cs="Times New Roman"/>
-          <w:b/>
-          <w:bCs/>
-          <w:sz w:val="36"/>
-          <w:szCs w:val="32"/>
-        </w:rPr>
-        <w:t xml:space="preserve"> </w:t>
-      </w:r>
-      <w:r>
-        <w:rPr>
-          <w:rFonts w:ascii="Times New Roman" w:hAnsi="Times New Roman" w:cs="Times New Roman"/>
-          <w:b/>
-          <w:bCs/>
-          <w:sz w:val="36"/>
-          <w:szCs w:val="32"/>
-        </w:rPr>
-        <w:t>8</w:t>
+        <w:t>Assignment No 8</w:t>
+      </w:r>
+      <w:r>
+        <w:rPr>
+          <w:rFonts w:ascii="Times New Roman" w:hAnsi="Times New Roman" w:cs="Times New Roman"/>
+          <w:b/>
+          <w:bCs/>
+          <w:sz w:val="36"/>
+          <w:szCs w:val="32"/>
+        </w:rPr>
+      </w:r>
+      <w:r>
+        <w:rPr>
+          <w:rFonts w:ascii="Times New Roman" w:hAnsi="Times New Roman" w:cs="Times New Roman"/>
+          <w:b/>
+          <w:bCs/>
+          <w:sz w:val="36"/>
+          <w:szCs w:val="32"/>
+        </w:rPr>
       </w:r>
     </w:p>
     <w:p>
@@ -63,41 +61,35 @@
           <w:sz w:val="28"/>
           <w:szCs w:val="28"/>
         </w:rPr>
-        <w:t>Aim</w:t>
-      </w:r>
-      <w:r>
-        <w:rPr>
-          <w:b/>
-          <w:bCs/>
-        </w:rPr>
-        <w:t xml:space="preserve"> </w:t>
-      </w:r>
-      <w:r>
-        <w:rPr>
-          <w:b/>
-          <w:bCs/>
-        </w:rPr>
-        <w:t>:</w:t>
+        <w:t>Aim: Apply regularization to avoid overfitting.</w:t>
+      </w:r>
+      <w:r>
+        <w:rPr>
+          <w:b/>
+          <w:bCs/>
+        </w:rPr>
+      </w:r>
+      <w:r>
+        <w:rPr>
+          <w:b/>
+          <w:bCs/>
+        </w:rPr>
       </w:r>
       <w:proofErr w:type="gramEnd"/>
-      <w:r>
-        <w:t xml:space="preserve"> </w:t>
-      </w:r>
-      <w:r>
-        <w:rPr>
-          <w:rFonts w:ascii="Times New Roman" w:hAnsi="Times New Roman" w:cs="Times New Roman"/>
-          <w:sz w:val="24"/>
-          <w:szCs w:val="24"/>
-        </w:rPr>
-        <w:t>Apply regularization to avoid overfitting</w:t>
-      </w:r>
-      <w:r>
-        <w:rPr>
-          <w:rFonts w:ascii="Times New Roman" w:hAnsi="Times New Roman" w:cs="Times New Roman"/>
-          <w:sz w:val="24"/>
-          <w:szCs w:val="24"/>
-        </w:rPr>
-        <w:t>.</w:t>
+      <w:r/>
+      <w:r>
+        <w:rPr>
+          <w:rFonts w:ascii="Times New Roman" w:hAnsi="Times New Roman" w:cs="Times New Roman"/>
+          <w:sz w:val="24"/>
+          <w:szCs w:val="24"/>
+        </w:rPr>
+      </w:r>
+      <w:r>
+        <w:rPr>
+          <w:rFonts w:ascii="Times New Roman" w:hAnsi="Times New Roman" w:cs="Times New Roman"/>
+          <w:sz w:val="24"/>
+          <w:szCs w:val="24"/>
+        </w:rPr>
       </w:r>
     </w:p>
     <w:p>
@@ -126,8 +118,25 @@
           <w:sz w:val="24"/>
           <w:szCs w:val="22"/>
         </w:rPr>
-        <w:t xml:space="preserve"> </w:t>
-      </w:r>
+      </w:r>
+      <w:r>
+        <w:rPr>
+          <w:rFonts w:ascii="Times New Roman" w:hAnsi="Times New Roman" w:cs="Times New Roman"/>
+          <w:noProof/>
+          <w:sz w:val="24"/>
+          <w:szCs w:val="24"/>
+        </w:rPr>
+      </w:r>
+    </w:p>
+    <w:p>
+      <w:pPr>
+        <w:rPr>
+          <w:rFonts w:ascii="Times New Roman" w:hAnsi="Times New Roman" w:cs="Times New Roman"/>
+          <w:noProof/>
+          <w:sz w:val="24"/>
+          <w:szCs w:val="24"/>
+        </w:rPr>
+      </w:pPr>
       <w:r>
         <w:rPr>
           <w:rFonts w:ascii="Times New Roman" w:hAnsi="Times New Roman" w:cs="Times New Roman"/>
@@ -211,378 +220,546 @@
           <w:sz w:val="24"/>
           <w:szCs w:val="24"/>
         </w:rPr>
-        <w:t>X = np.array([[1], [2], [3], [4], [5], [6], [7], [8], [9], [10]])</w:t>
-      </w:r>
-    </w:p>
-    <w:p>
-      <w:pPr>
-        <w:rPr>
-          <w:rFonts w:ascii="Times New Roman" w:hAnsi="Times New Roman" w:cs="Times New Roman"/>
-          <w:noProof/>
-          <w:sz w:val="24"/>
-          <w:szCs w:val="24"/>
-        </w:rPr>
-      </w:pPr>
-      <w:r>
-        <w:rPr>
-          <w:rFonts w:ascii="Times New Roman" w:hAnsi="Times New Roman" w:cs="Times New Roman"/>
-          <w:noProof/>
-          <w:sz w:val="24"/>
-          <w:szCs w:val="24"/>
-        </w:rPr>
-        <w:t>y = np.array([1.2, 1.9, 3.2, 3.8, 5.1, 5.8, 7.2, 7.9, 9.1, 10.2])</w:t>
-      </w:r>
-    </w:p>
-    <w:p>
-      <w:pPr>
-        <w:rPr>
-          <w:rFonts w:ascii="Times New Roman" w:hAnsi="Times New Roman" w:cs="Times New Roman"/>
-          <w:noProof/>
-          <w:sz w:val="24"/>
-          <w:szCs w:val="24"/>
-        </w:rPr>
-      </w:pPr>
-    </w:p>
-    <w:p>
-      <w:pPr>
-        <w:rPr>
-          <w:rFonts w:ascii="Times New Roman" w:hAnsi="Times New Roman" w:cs="Times New Roman"/>
-          <w:noProof/>
-          <w:sz w:val="24"/>
-          <w:szCs w:val="24"/>
-        </w:rPr>
-      </w:pPr>
-      <w:r>
-        <w:rPr>
-          <w:rFonts w:ascii="Times New Roman" w:hAnsi="Times New Roman" w:cs="Times New Roman"/>
-          <w:noProof/>
-          <w:sz w:val="24"/>
-          <w:szCs w:val="24"/>
-        </w:rPr>
-        <w:t>sc_X = StandardScaler()</w:t>
-      </w:r>
-    </w:p>
-    <w:p>
-      <w:pPr>
-        <w:rPr>
-          <w:rFonts w:ascii="Times New Roman" w:hAnsi="Times New Roman" w:cs="Times New Roman"/>
-          <w:noProof/>
-          <w:sz w:val="24"/>
-          <w:szCs w:val="24"/>
-        </w:rPr>
-      </w:pPr>
-      <w:r>
-        <w:rPr>
-          <w:rFonts w:ascii="Times New Roman" w:hAnsi="Times New Roman" w:cs="Times New Roman"/>
-          <w:noProof/>
-          <w:sz w:val="24"/>
-          <w:szCs w:val="24"/>
-        </w:rPr>
-        <w:t>sc_y = StandardScaler()</w:t>
-      </w:r>
-    </w:p>
-    <w:p>
-      <w:pPr>
-        <w:rPr>
-          <w:rFonts w:ascii="Times New Roman" w:hAnsi="Times New Roman" w:cs="Times New Roman"/>
-          <w:noProof/>
-          <w:sz w:val="24"/>
-          <w:szCs w:val="24"/>
-        </w:rPr>
-      </w:pPr>
-      <w:r>
-        <w:rPr>
-          <w:rFonts w:ascii="Times New Roman" w:hAnsi="Times New Roman" w:cs="Times New Roman"/>
-          <w:noProof/>
-          <w:sz w:val="24"/>
-          <w:szCs w:val="24"/>
-        </w:rPr>
-        <w:t>X_scaled = sc_X.fit_transform(X)</w:t>
-      </w:r>
-    </w:p>
-    <w:p>
-      <w:pPr>
-        <w:rPr>
-          <w:rFonts w:ascii="Times New Roman" w:hAnsi="Times New Roman" w:cs="Times New Roman"/>
-          <w:noProof/>
-          <w:sz w:val="24"/>
-          <w:szCs w:val="24"/>
-        </w:rPr>
-      </w:pPr>
-      <w:r>
-        <w:rPr>
-          <w:rFonts w:ascii="Times New Roman" w:hAnsi="Times New Roman" w:cs="Times New Roman"/>
-          <w:noProof/>
-          <w:sz w:val="24"/>
-          <w:szCs w:val="24"/>
-        </w:rPr>
-        <w:t>y_scaled = sc_y.fit_transform(y.reshape(-1, 1))</w:t>
-      </w:r>
-    </w:p>
-    <w:p>
-      <w:pPr>
-        <w:rPr>
-          <w:rFonts w:ascii="Times New Roman" w:hAnsi="Times New Roman" w:cs="Times New Roman"/>
-          <w:noProof/>
-          <w:sz w:val="24"/>
-          <w:szCs w:val="24"/>
-        </w:rPr>
-      </w:pPr>
-      <w:r>
-        <w:rPr>
-          <w:rFonts w:ascii="Times New Roman" w:hAnsi="Times New Roman" w:cs="Times New Roman"/>
-          <w:noProof/>
-          <w:sz w:val="24"/>
-          <w:szCs w:val="24"/>
-        </w:rPr>
-        <w:t>svr_regressor = SVR(kernel='rbf', C=10, epsilon=0.2, gamma=0.1)</w:t>
-      </w:r>
-    </w:p>
-    <w:p>
-      <w:pPr>
-        <w:rPr>
-          <w:rFonts w:ascii="Times New Roman" w:hAnsi="Times New Roman" w:cs="Times New Roman"/>
-          <w:noProof/>
-          <w:sz w:val="24"/>
-          <w:szCs w:val="24"/>
-        </w:rPr>
-      </w:pPr>
-      <w:r>
-        <w:rPr>
-          <w:rFonts w:ascii="Times New Roman" w:hAnsi="Times New Roman" w:cs="Times New Roman"/>
-          <w:noProof/>
-          <w:sz w:val="24"/>
-          <w:szCs w:val="24"/>
-        </w:rPr>
-        <w:t>svr_regressor.fit(X_scaled, y_scaled.ravel())</w:t>
-      </w:r>
-    </w:p>
-    <w:p>
-      <w:pPr>
-        <w:rPr>
-          <w:rFonts w:ascii="Times New Roman" w:hAnsi="Times New Roman" w:cs="Times New Roman"/>
-          <w:noProof/>
-          <w:sz w:val="24"/>
-          <w:szCs w:val="24"/>
-        </w:rPr>
-      </w:pPr>
-      <w:r>
-        <w:rPr>
-          <w:rFonts w:ascii="Times New Roman" w:hAnsi="Times New Roman" w:cs="Times New Roman"/>
-          <w:noProof/>
-          <w:sz w:val="24"/>
-          <w:szCs w:val="24"/>
-        </w:rPr>
-        <w:t>X_test = np.array([[6.5]])</w:t>
-      </w:r>
-    </w:p>
-    <w:p>
-      <w:pPr>
-        <w:rPr>
-          <w:rFonts w:ascii="Times New Roman" w:hAnsi="Times New Roman" w:cs="Times New Roman"/>
-          <w:noProof/>
-          <w:sz w:val="24"/>
-          <w:szCs w:val="24"/>
-        </w:rPr>
-      </w:pPr>
-      <w:r>
-        <w:rPr>
-          <w:rFonts w:ascii="Times New Roman" w:hAnsi="Times New Roman" w:cs="Times New Roman"/>
-          <w:noProof/>
-          <w:sz w:val="24"/>
-          <w:szCs w:val="24"/>
-        </w:rPr>
-        <w:t>X_test_scaled = sc_X.transform(X_test)</w:t>
-      </w:r>
-    </w:p>
-    <w:p>
-      <w:pPr>
-        <w:rPr>
-          <w:rFonts w:ascii="Times New Roman" w:hAnsi="Times New Roman" w:cs="Times New Roman"/>
-          <w:noProof/>
-          <w:sz w:val="24"/>
-          <w:szCs w:val="24"/>
-        </w:rPr>
-      </w:pPr>
-      <w:r>
-        <w:rPr>
-          <w:rFonts w:ascii="Times New Roman" w:hAnsi="Times New Roman" w:cs="Times New Roman"/>
-          <w:noProof/>
-          <w:sz w:val="24"/>
-          <w:szCs w:val="24"/>
-        </w:rPr>
-        <w:t>y_pred_scaled = svr_regressor.predict(X_test_scaled)</w:t>
-      </w:r>
-    </w:p>
-    <w:p>
-      <w:pPr>
-        <w:rPr>
-          <w:rFonts w:ascii="Times New Roman" w:hAnsi="Times New Roman" w:cs="Times New Roman"/>
-          <w:noProof/>
-          <w:sz w:val="24"/>
-          <w:szCs w:val="24"/>
-        </w:rPr>
-      </w:pPr>
-      <w:r>
-        <w:rPr>
-          <w:rFonts w:ascii="Times New Roman" w:hAnsi="Times New Roman" w:cs="Times New Roman"/>
-          <w:noProof/>
-          <w:sz w:val="24"/>
-          <w:szCs w:val="24"/>
-        </w:rPr>
-        <w:t>y_pred = sc_y.inverse_transform(y_pred_scaled.reshape(-1, 1))</w:t>
-      </w:r>
-    </w:p>
-    <w:p>
-      <w:pPr>
-        <w:rPr>
-          <w:rFonts w:ascii="Times New Roman" w:hAnsi="Times New Roman" w:cs="Times New Roman"/>
-          <w:noProof/>
-          <w:sz w:val="24"/>
-          <w:szCs w:val="24"/>
-        </w:rPr>
-      </w:pPr>
-      <w:r>
-        <w:rPr>
-          <w:rFonts w:ascii="Times New Roman" w:hAnsi="Times New Roman" w:cs="Times New Roman"/>
-          <w:noProof/>
-          <w:sz w:val="24"/>
-          <w:szCs w:val="24"/>
-        </w:rPr>
-        <w:t>print("Predicted value for X=6.5:", y_pred[0][0])</w:t>
-      </w:r>
-    </w:p>
-    <w:p>
-      <w:pPr>
-        <w:rPr>
-          <w:rFonts w:ascii="Times New Roman" w:hAnsi="Times New Roman" w:cs="Times New Roman"/>
-          <w:noProof/>
-          <w:sz w:val="24"/>
-          <w:szCs w:val="24"/>
-        </w:rPr>
-      </w:pPr>
-      <w:r>
-        <w:rPr>
-          <w:rFonts w:ascii="Times New Roman" w:hAnsi="Times New Roman" w:cs="Times New Roman"/>
-          <w:noProof/>
-          <w:sz w:val="24"/>
-          <w:szCs w:val="24"/>
-        </w:rPr>
-        <w:t>plt.scatter(X, y, color='red', label='Original Data')</w:t>
-      </w:r>
-    </w:p>
-    <w:p>
-      <w:pPr>
-        <w:rPr>
-          <w:rFonts w:ascii="Times New Roman" w:hAnsi="Times New Roman" w:cs="Times New Roman"/>
-          <w:noProof/>
-          <w:sz w:val="24"/>
-          <w:szCs w:val="24"/>
-        </w:rPr>
-      </w:pPr>
-      <w:r>
-        <w:rPr>
-          <w:rFonts w:ascii="Times New Roman" w:hAnsi="Times New Roman" w:cs="Times New Roman"/>
-          <w:noProof/>
-          <w:sz w:val="24"/>
-          <w:szCs w:val="24"/>
-        </w:rPr>
-        <w:t>plt.plot(X, sc_y.inverse_transform(svr_regressor.predict(X_scaled).reshape(-1, 1)),</w:t>
-      </w:r>
-    </w:p>
-    <w:p>
-      <w:pPr>
-        <w:rPr>
-          <w:rFonts w:ascii="Times New Roman" w:hAnsi="Times New Roman" w:cs="Times New Roman"/>
-          <w:noProof/>
-          <w:sz w:val="24"/>
-          <w:szCs w:val="24"/>
-        </w:rPr>
-      </w:pPr>
-      <w:r>
-        <w:rPr>
-          <w:rFonts w:ascii="Times New Roman" w:hAnsi="Times New Roman" w:cs="Times New Roman"/>
-          <w:noProof/>
-          <w:sz w:val="24"/>
-          <w:szCs w:val="24"/>
-        </w:rPr>
-        <w:t xml:space="preserve">         color='blue', label='SVR Prediction (Regularized)')</w:t>
-      </w:r>
-    </w:p>
-    <w:p>
-      <w:pPr>
-        <w:rPr>
-          <w:rFonts w:ascii="Times New Roman" w:hAnsi="Times New Roman" w:cs="Times New Roman"/>
-          <w:noProof/>
-          <w:sz w:val="24"/>
-          <w:szCs w:val="24"/>
-        </w:rPr>
-      </w:pPr>
-      <w:r>
-        <w:rPr>
-          <w:rFonts w:ascii="Times New Roman" w:hAnsi="Times New Roman" w:cs="Times New Roman"/>
-          <w:noProof/>
-          <w:sz w:val="24"/>
-          <w:szCs w:val="24"/>
-        </w:rPr>
-        <w:t>plt.title('SVR Regression with Regularization')</w:t>
-      </w:r>
-    </w:p>
-    <w:p>
-      <w:pPr>
-        <w:rPr>
-          <w:rFonts w:ascii="Times New Roman" w:hAnsi="Times New Roman" w:cs="Times New Roman"/>
-          <w:noProof/>
-          <w:sz w:val="24"/>
-          <w:szCs w:val="24"/>
-        </w:rPr>
-      </w:pPr>
-      <w:r>
-        <w:rPr>
-          <w:rFonts w:ascii="Times New Roman" w:hAnsi="Times New Roman" w:cs="Times New Roman"/>
-          <w:noProof/>
-          <w:sz w:val="24"/>
-          <w:szCs w:val="24"/>
-        </w:rPr>
-        <w:t>plt.xlabel('X')</w:t>
-      </w:r>
-    </w:p>
-    <w:p>
-      <w:pPr>
-        <w:rPr>
-          <w:rFonts w:ascii="Times New Roman" w:hAnsi="Times New Roman" w:cs="Times New Roman"/>
-          <w:noProof/>
-          <w:sz w:val="24"/>
-          <w:szCs w:val="24"/>
-        </w:rPr>
-      </w:pPr>
-      <w:r>
-        <w:rPr>
-          <w:rFonts w:ascii="Times New Roman" w:hAnsi="Times New Roman" w:cs="Times New Roman"/>
-          <w:noProof/>
-          <w:sz w:val="24"/>
-          <w:szCs w:val="24"/>
-        </w:rPr>
-        <w:t>plt.ylabel('y')</w:t>
-      </w:r>
-    </w:p>
-    <w:p>
-      <w:pPr>
-        <w:rPr>
-          <w:rFonts w:ascii="Times New Roman" w:hAnsi="Times New Roman" w:cs="Times New Roman"/>
-          <w:noProof/>
-          <w:sz w:val="24"/>
-          <w:szCs w:val="24"/>
-        </w:rPr>
-      </w:pPr>
-      <w:r>
-        <w:rPr>
-          <w:rFonts w:ascii="Times New Roman" w:hAnsi="Times New Roman" w:cs="Times New Roman"/>
-          <w:noProof/>
-          <w:sz w:val="24"/>
-          <w:szCs w:val="24"/>
-        </w:rPr>
-        <w:lastRenderedPageBreak/>
+      </w:r>
+    </w:p>
+    <w:p>
+      <w:pPr>
+        <w:rPr>
+          <w:rFonts w:ascii="Times New Roman" w:hAnsi="Times New Roman" w:cs="Times New Roman"/>
+          <w:noProof/>
+          <w:sz w:val="24"/>
+          <w:szCs w:val="24"/>
+        </w:rPr>
+      </w:pPr>
+      <w:r>
+        <w:t># X = years of experience, y = salary (lakhs)</w:t>
+      </w:r>
+    </w:p>
+    <w:p>
+      <w:pPr>
+        <w:rPr>
+          <w:rFonts w:ascii="Times New Roman" w:hAnsi="Times New Roman" w:cs="Times New Roman"/>
+          <w:noProof/>
+          <w:sz w:val="24"/>
+          <w:szCs w:val="24"/>
+        </w:rPr>
+      </w:pPr>
+      <w:r>
+        <w:rPr>
+          <w:rFonts w:ascii="Times New Roman" w:hAnsi="Times New Roman" w:cs="Times New Roman"/>
+          <w:noProof/>
+          <w:sz w:val="24"/>
+          <w:szCs w:val="24"/>
+        </w:rPr>
+        <w:t>experience = np.array([[1],[2],[3],[4],[5],[6],[7],[8],[9],[10]])</w:t>
+      </w:r>
+    </w:p>
+    <w:p>
+      <w:pPr>
+        <w:rPr>
+          <w:rFonts w:ascii="Times New Roman" w:hAnsi="Times New Roman" w:cs="Times New Roman"/>
+          <w:noProof/>
+          <w:sz w:val="24"/>
+          <w:szCs w:val="24"/>
+        </w:rPr>
+      </w:pPr>
+      <w:r>
+        <w:rPr>
+          <w:rFonts w:ascii="Times New Roman" w:hAnsi="Times New Roman" w:cs="Times New Roman"/>
+          <w:noProof/>
+          <w:sz w:val="24"/>
+          <w:szCs w:val="24"/>
+        </w:rPr>
+        <w:t>salary     = np.array([2.5,3.8,5.0,6.2,7.8,9.0,10.5,12.1,13.8,15.0])</w:t>
+      </w:r>
+    </w:p>
+    <w:p>
+      <w:pPr>
+        <w:rPr>
+          <w:rFonts w:ascii="Times New Roman" w:hAnsi="Times New Roman" w:cs="Times New Roman"/>
+          <w:noProof/>
+          <w:sz w:val="24"/>
+          <w:szCs w:val="24"/>
+        </w:rPr>
+      </w:pPr>
+      <w:r>
+        <w:rPr>
+          <w:rFonts w:ascii="Times New Roman" w:hAnsi="Times New Roman" w:cs="Times New Roman"/>
+          <w:noProof/>
+          <w:sz w:val="24"/>
+          <w:szCs w:val="24"/>
+        </w:rPr>
+      </w:r>
+    </w:p>
+    <w:p>
+      <w:pPr>
+        <w:rPr>
+          <w:rFonts w:ascii="Times New Roman" w:hAnsi="Times New Roman" w:cs="Times New Roman"/>
+          <w:noProof/>
+          <w:sz w:val="24"/>
+          <w:szCs w:val="24"/>
+        </w:rPr>
+      </w:pPr>
+      <w:r>
+        <w:rPr>
+          <w:rFonts w:ascii="Times New Roman" w:hAnsi="Times New Roman" w:cs="Times New Roman"/>
+          <w:noProof/>
+          <w:sz w:val="24"/>
+          <w:szCs w:val="24"/>
+        </w:rPr>
+        <w:t># Feature scaling (SVR requires scaling)</w:t>
+      </w:r>
+    </w:p>
+    <w:p>
+      <w:pPr>
+        <w:rPr>
+          <w:rFonts w:ascii="Times New Roman" w:hAnsi="Times New Roman" w:cs="Times New Roman"/>
+          <w:noProof/>
+          <w:sz w:val="24"/>
+          <w:szCs w:val="24"/>
+        </w:rPr>
+      </w:pPr>
+      <w:r>
+        <w:rPr>
+          <w:rFonts w:ascii="Times New Roman" w:hAnsi="Times New Roman" w:cs="Times New Roman"/>
+          <w:noProof/>
+          <w:sz w:val="24"/>
+          <w:szCs w:val="24"/>
+        </w:rPr>
+        <w:t>scale_X = StandardScaler()</w:t>
+      </w:r>
+    </w:p>
+    <w:p>
+      <w:pPr>
+        <w:rPr>
+          <w:rFonts w:ascii="Times New Roman" w:hAnsi="Times New Roman" w:cs="Times New Roman"/>
+          <w:noProof/>
+          <w:sz w:val="24"/>
+          <w:szCs w:val="24"/>
+        </w:rPr>
+      </w:pPr>
+      <w:r>
+        <w:rPr>
+          <w:rFonts w:ascii="Times New Roman" w:hAnsi="Times New Roman" w:cs="Times New Roman"/>
+          <w:noProof/>
+          <w:sz w:val="24"/>
+          <w:szCs w:val="24"/>
+        </w:rPr>
+        <w:t>scale_y = StandardScaler()</w:t>
+      </w:r>
+    </w:p>
+    <w:p>
+      <w:pPr>
+        <w:rPr>
+          <w:rFonts w:ascii="Times New Roman" w:hAnsi="Times New Roman" w:cs="Times New Roman"/>
+          <w:noProof/>
+          <w:sz w:val="24"/>
+          <w:szCs w:val="24"/>
+        </w:rPr>
+      </w:pPr>
+      <w:r>
+        <w:rPr>
+          <w:rFonts w:ascii="Times New Roman" w:hAnsi="Times New Roman" w:cs="Times New Roman"/>
+          <w:noProof/>
+          <w:sz w:val="24"/>
+          <w:szCs w:val="24"/>
+        </w:rPr>
+        <w:t>X_sc = scale_X.fit_transform(experience)</w:t>
+      </w:r>
+    </w:p>
+    <w:p>
+      <w:pPr>
+        <w:rPr>
+          <w:rFonts w:ascii="Times New Roman" w:hAnsi="Times New Roman" w:cs="Times New Roman"/>
+          <w:noProof/>
+          <w:sz w:val="24"/>
+          <w:szCs w:val="24"/>
+        </w:rPr>
+      </w:pPr>
+      <w:r>
+        <w:rPr>
+          <w:rFonts w:ascii="Times New Roman" w:hAnsi="Times New Roman" w:cs="Times New Roman"/>
+          <w:noProof/>
+          <w:sz w:val="24"/>
+          <w:szCs w:val="24"/>
+        </w:rPr>
+        <w:t>y_sc = scale_y.fit_transform(salary.reshape(-1, 1))</w:t>
+      </w:r>
+    </w:p>
+    <w:p>
+      <w:pPr>
+        <w:rPr>
+          <w:rFonts w:ascii="Times New Roman" w:hAnsi="Times New Roman" w:cs="Times New Roman"/>
+          <w:noProof/>
+          <w:sz w:val="24"/>
+          <w:szCs w:val="24"/>
+        </w:rPr>
+      </w:pPr>
+      <w:r>
+        <w:rPr>
+          <w:rFonts w:ascii="Times New Roman" w:hAnsi="Times New Roman" w:cs="Times New Roman"/>
+          <w:noProof/>
+          <w:sz w:val="24"/>
+          <w:szCs w:val="24"/>
+        </w:rPr>
+      </w:r>
+    </w:p>
+    <w:p>
+      <w:pPr>
+        <w:rPr>
+          <w:rFonts w:ascii="Times New Roman" w:hAnsi="Times New Roman" w:cs="Times New Roman"/>
+          <w:noProof/>
+          <w:sz w:val="24"/>
+          <w:szCs w:val="24"/>
+        </w:rPr>
+      </w:pPr>
+      <w:r>
+        <w:rPr>
+          <w:rFonts w:ascii="Times New Roman" w:hAnsi="Times New Roman" w:cs="Times New Roman"/>
+          <w:noProof/>
+          <w:sz w:val="24"/>
+          <w:szCs w:val="24"/>
+        </w:rPr>
+        <w:t># Train SVR with regularization</w:t>
+      </w:r>
+    </w:p>
+    <w:p>
+      <w:pPr>
+        <w:rPr>
+          <w:rFonts w:ascii="Times New Roman" w:hAnsi="Times New Roman" w:cs="Times New Roman"/>
+          <w:noProof/>
+          <w:sz w:val="24"/>
+          <w:szCs w:val="24"/>
+        </w:rPr>
+      </w:pPr>
+      <w:r>
+        <w:rPr>
+          <w:rFonts w:ascii="Times New Roman" w:hAnsi="Times New Roman" w:cs="Times New Roman"/>
+          <w:noProof/>
+          <w:sz w:val="24"/>
+          <w:szCs w:val="24"/>
+        </w:rPr>
+        <w:t># C controls regularization: smaller C = more regularization</w:t>
+      </w:r>
+    </w:p>
+    <w:p>
+      <w:pPr>
+        <w:rPr>
+          <w:rFonts w:ascii="Times New Roman" w:hAnsi="Times New Roman" w:cs="Times New Roman"/>
+          <w:noProof/>
+          <w:sz w:val="24"/>
+          <w:szCs w:val="24"/>
+        </w:rPr>
+      </w:pPr>
+      <w:r>
+        <w:rPr>
+          <w:rFonts w:ascii="Times New Roman" w:hAnsi="Times New Roman" w:cs="Times New Roman"/>
+          <w:noProof/>
+          <w:sz w:val="24"/>
+          <w:szCs w:val="24"/>
+        </w:rPr>
+        <w:t>svr = SVR(kernel='rbf', C=10, epsilon=0.2, gamma=0.1)</w:t>
+      </w:r>
+    </w:p>
+    <w:p>
+      <w:pPr>
+        <w:rPr>
+          <w:rFonts w:ascii="Times New Roman" w:hAnsi="Times New Roman" w:cs="Times New Roman"/>
+          <w:noProof/>
+          <w:sz w:val="24"/>
+          <w:szCs w:val="24"/>
+        </w:rPr>
+      </w:pPr>
+      <w:r>
+        <w:rPr>
+          <w:rFonts w:ascii="Times New Roman" w:hAnsi="Times New Roman" w:cs="Times New Roman"/>
+          <w:noProof/>
+          <w:sz w:val="24"/>
+          <w:szCs w:val="24"/>
+        </w:rPr>
+        <w:t>svr.fit(X_sc, y_sc.ravel())</w:t>
+      </w:r>
+    </w:p>
+    <w:p>
+      <w:pPr>
+        <w:rPr>
+          <w:rFonts w:ascii="Times New Roman" w:hAnsi="Times New Roman" w:cs="Times New Roman"/>
+          <w:noProof/>
+          <w:sz w:val="24"/>
+          <w:szCs w:val="24"/>
+        </w:rPr>
+      </w:pPr>
+      <w:r>
+        <w:rPr>
+          <w:rFonts w:ascii="Times New Roman" w:hAnsi="Times New Roman" w:cs="Times New Roman"/>
+          <w:noProof/>
+          <w:sz w:val="24"/>
+          <w:szCs w:val="24"/>
+        </w:rPr>
+      </w:r>
+    </w:p>
+    <w:p>
+      <w:pPr>
+        <w:rPr>
+          <w:rFonts w:ascii="Times New Roman" w:hAnsi="Times New Roman" w:cs="Times New Roman"/>
+          <w:noProof/>
+          <w:sz w:val="24"/>
+          <w:szCs w:val="24"/>
+        </w:rPr>
+      </w:pPr>
+      <w:r>
+        <w:rPr>
+          <w:rFonts w:ascii="Times New Roman" w:hAnsi="Times New Roman" w:cs="Times New Roman"/>
+          <w:noProof/>
+          <w:sz w:val="24"/>
+          <w:szCs w:val="24"/>
+        </w:rPr>
+        <w:t># Predict for a new input value</w:t>
+      </w:r>
+    </w:p>
+    <w:p>
+      <w:pPr>
+        <w:rPr>
+          <w:rFonts w:ascii="Times New Roman" w:hAnsi="Times New Roman" w:cs="Times New Roman"/>
+          <w:noProof/>
+          <w:sz w:val="24"/>
+          <w:szCs w:val="24"/>
+        </w:rPr>
+      </w:pPr>
+      <w:r>
+        <w:rPr>
+          <w:rFonts w:ascii="Times New Roman" w:hAnsi="Times New Roman" w:cs="Times New Roman"/>
+          <w:noProof/>
+          <w:sz w:val="24"/>
+          <w:szCs w:val="24"/>
+        </w:rPr>
+        <w:t>new_exp       = np.array([[5.5]])</w:t>
+      </w:r>
+    </w:p>
+    <w:p>
+      <w:pPr>
+        <w:rPr>
+          <w:rFonts w:ascii="Times New Roman" w:hAnsi="Times New Roman" w:cs="Times New Roman"/>
+          <w:noProof/>
+          <w:sz w:val="24"/>
+          <w:szCs w:val="24"/>
+        </w:rPr>
+      </w:pPr>
+      <w:r>
+        <w:rPr>
+          <w:rFonts w:ascii="Times New Roman" w:hAnsi="Times New Roman" w:cs="Times New Roman"/>
+          <w:noProof/>
+          <w:sz w:val="24"/>
+          <w:szCs w:val="24"/>
+        </w:rPr>
+        <w:t>new_exp_sc    = scale_X.transform(new_exp)</w:t>
+      </w:r>
+    </w:p>
+    <w:p>
+      <w:pPr>
+        <w:rPr>
+          <w:rFonts w:ascii="Times New Roman" w:hAnsi="Times New Roman" w:cs="Times New Roman"/>
+          <w:noProof/>
+          <w:sz w:val="24"/>
+          <w:szCs w:val="24"/>
+        </w:rPr>
+      </w:pPr>
+      <w:r>
+        <w:rPr>
+          <w:rFonts w:ascii="Times New Roman" w:hAnsi="Times New Roman" w:cs="Times New Roman"/>
+          <w:noProof/>
+          <w:sz w:val="24"/>
+          <w:szCs w:val="24"/>
+        </w:rPr>
+        <w:t>pred_sc       = svr.predict(new_exp_sc)</w:t>
+      </w:r>
+    </w:p>
+    <w:p>
+      <w:pPr>
+        <w:rPr>
+          <w:rFonts w:ascii="Times New Roman" w:hAnsi="Times New Roman" w:cs="Times New Roman"/>
+          <w:noProof/>
+          <w:sz w:val="24"/>
+          <w:szCs w:val="24"/>
+        </w:rPr>
+      </w:pPr>
+      <w:r>
+        <w:rPr>
+          <w:rFonts w:ascii="Times New Roman" w:hAnsi="Times New Roman" w:cs="Times New Roman"/>
+          <w:noProof/>
+          <w:sz w:val="24"/>
+          <w:szCs w:val="24"/>
+        </w:rPr>
+        <w:t>predicted_sal = scale_y.inverse_transform(pred_sc.reshape(-1, 1))</w:t>
+      </w:r>
+    </w:p>
+    <w:p>
+      <w:pPr>
+        <w:rPr>
+          <w:rFonts w:ascii="Times New Roman" w:hAnsi="Times New Roman" w:cs="Times New Roman"/>
+          <w:b/>
+          <w:bCs/>
+          <w:noProof/>
+          <w:sz w:val="28"/>
+          <w:szCs w:val="24"/>
+        </w:rPr>
+      </w:pPr>
+      <w:r>
+        <w:rPr>
+          <w:rFonts w:ascii="Times New Roman" w:hAnsi="Times New Roman" w:cs="Times New Roman"/>
+          <w:b/>
+          <w:bCs/>
+          <w:noProof/>
+          <w:sz w:val="24"/>
+          <w:szCs w:val="22"/>
+        </w:rPr>
+        <w:t>print(f'Predicted salary for 5.5 years of experience: {predicted_sal[0][0]:.2f} lakhs')</w:t>
+      </w:r>
+    </w:p>
+    <w:p>
+      <w:pPr>
+        <w:rPr>
+          <w:rFonts w:ascii="Times New Roman" w:hAnsi="Times New Roman" w:cs="Times New Roman"/>
+          <w:b/>
+          <w:bCs/>
+          <w:sz w:val="36"/>
+          <w:szCs w:val="32"/>
+        </w:rPr>
+      </w:pPr>
+      <w:r>
+        <w:rPr>
+          <w:rFonts w:ascii="Times New Roman" w:hAnsi="Times New Roman" w:cs="Times New Roman"/>
+          <w:b/>
+          <w:bCs/>
+          <w:noProof/>
+          <w:sz w:val="36"/>
+          <w:szCs w:val="32"/>
+        </w:rPr>
+      </w:r>
+    </w:p>
+    <w:p>
+      <w:pPr>
+        <w:rPr>
+          <w:rFonts w:ascii="Times New Roman" w:hAnsi="Times New Roman" w:cs="Times New Roman"/>
+          <w:b/>
+          <w:bCs/>
+          <w:sz w:val="36"/>
+          <w:szCs w:val="32"/>
+        </w:rPr>
+      </w:pPr>
+      <w:r>
+        <w:t># Visualize actual data vs SVR prediction curve</w:t>
+      </w:r>
+    </w:p>
+    <w:p>
+      <w:pPr>
+        <w:rPr>
+          <w:rFonts w:ascii="Times New Roman" w:hAnsi="Times New Roman" w:cs="Times New Roman"/>
+          <w:b/>
+          <w:bCs/>
+          <w:sz w:val="36"/>
+          <w:szCs w:val="32"/>
+        </w:rPr>
+      </w:pPr>
+      <w:r>
+        <w:t>fitted = scale_y.inverse_transform(svr.predict(X_sc).reshape(-1, 1))</w:t>
+      </w:r>
+    </w:p>
+    <w:p>
+      <w:pPr>
+        <w:rPr>
+          <w:rFonts w:ascii="Times New Roman" w:hAnsi="Times New Roman" w:cs="Times New Roman"/>
+          <w:b/>
+          <w:bCs/>
+          <w:sz w:val="36"/>
+          <w:szCs w:val="32"/>
+        </w:rPr>
+      </w:pPr>
+      <w:r>
+        <w:t>plt.figure(figsize=(7, 5))</w:t>
+      </w:r>
+    </w:p>
+    <w:p>
+      <w:pPr>
+        <w:rPr>
+          <w:rFonts w:ascii="Times New Roman" w:hAnsi="Times New Roman" w:cs="Times New Roman"/>
+          <w:b/>
+          <w:bCs/>
+          <w:sz w:val="36"/>
+          <w:szCs w:val="32"/>
+        </w:rPr>
+      </w:pPr>
+      <w:r>
+        <w:t>plt.scatter(experience, salary, color='crimson', label='Actual Data', zorder=5)</w:t>
+      </w:r>
+    </w:p>
+    <w:p>
+      <w:pPr>
+        <w:rPr>
+          <w:rFonts w:ascii="Times New Roman" w:hAnsi="Times New Roman" w:cs="Times New Roman"/>
+          <w:b/>
+          <w:bCs/>
+          <w:sz w:val="36"/>
+          <w:szCs w:val="32"/>
+        </w:rPr>
+      </w:pPr>
+      <w:r>
+        <w:t>plt.plot(experience, fitted, color='navy', label='SVR Fit (Regularized)')</w:t>
+      </w:r>
+    </w:p>
+    <w:p>
+      <w:pPr>
+        <w:rPr>
+          <w:rFonts w:ascii="Times New Roman" w:hAnsi="Times New Roman" w:cs="Times New Roman"/>
+          <w:b/>
+          <w:bCs/>
+          <w:sz w:val="36"/>
+          <w:szCs w:val="32"/>
+        </w:rPr>
+      </w:pPr>
+      <w:r>
+        <w:t>plt.title('SVR with Regularization — Experience vs Salary')</w:t>
+      </w:r>
+    </w:p>
+    <w:p>
+      <w:pPr>
+        <w:rPr>
+          <w:rFonts w:ascii="Times New Roman" w:hAnsi="Times New Roman" w:cs="Times New Roman"/>
+          <w:b/>
+          <w:bCs/>
+          <w:sz w:val="36"/>
+          <w:szCs w:val="32"/>
+        </w:rPr>
+      </w:pPr>
+      <w:r>
+        <w:t>plt.xlabel('Years of Experience')</w:t>
+      </w:r>
+    </w:p>
+    <w:p>
+      <w:pPr>
+        <w:rPr>
+          <w:rFonts w:ascii="Times New Roman" w:hAnsi="Times New Roman" w:cs="Times New Roman"/>
+          <w:b/>
+          <w:bCs/>
+          <w:sz w:val="36"/>
+          <w:szCs w:val="32"/>
+        </w:rPr>
+      </w:pPr>
+      <w:r>
+        <w:t>plt.ylabel('Salary (Lakhs)')</w:t>
+      </w:r>
+    </w:p>
+    <w:p>
+      <w:pPr>
+        <w:rPr>
+          <w:rFonts w:ascii="Times New Roman" w:hAnsi="Times New Roman" w:cs="Times New Roman"/>
+          <w:b/>
+          <w:bCs/>
+          <w:sz w:val="36"/>
+          <w:szCs w:val="32"/>
+        </w:rPr>
+      </w:pPr>
+      <w:r>
         <w:t>plt.legend()</w:t>
       </w:r>
     </w:p>
@@ -590,18 +767,27 @@
       <w:pPr>
         <w:rPr>
           <w:rFonts w:ascii="Times New Roman" w:hAnsi="Times New Roman" w:cs="Times New Roman"/>
-          <w:noProof/>
-          <w:sz w:val="24"/>
-          <w:szCs w:val="24"/>
-        </w:rPr>
-      </w:pPr>
-      <w:r>
-        <w:rPr>
-          <w:rFonts w:ascii="Times New Roman" w:hAnsi="Times New Roman" w:cs="Times New Roman"/>
-          <w:noProof/>
-          <w:sz w:val="24"/>
-          <w:szCs w:val="24"/>
-        </w:rPr>
+          <w:b/>
+          <w:bCs/>
+          <w:sz w:val="36"/>
+          <w:szCs w:val="32"/>
+        </w:rPr>
+      </w:pPr>
+      <w:r>
+        <w:t>plt.tight_layout()</w:t>
+      </w:r>
+    </w:p>
+    <w:p>
+      <w:pPr>
+        <w:rPr>
+          <w:rFonts w:ascii="Times New Roman" w:hAnsi="Times New Roman" w:cs="Times New Roman"/>
+          <w:b/>
+          <w:bCs/>
+          <w:sz w:val="36"/>
+          <w:szCs w:val="32"/>
+        </w:rPr>
+      </w:pPr>
+      <w:r>
         <w:t>plt.show()</w:t>
       </w:r>
     </w:p>
@@ -611,20 +797,11 @@
           <w:rFonts w:ascii="Times New Roman" w:hAnsi="Times New Roman" w:cs="Times New Roman"/>
           <w:b/>
           <w:bCs/>
-          <w:noProof/>
-          <w:sz w:val="28"/>
-          <w:szCs w:val="24"/>
-        </w:rPr>
-      </w:pPr>
-      <w:r>
-        <w:rPr>
-          <w:rFonts w:ascii="Times New Roman" w:hAnsi="Times New Roman" w:cs="Times New Roman"/>
-          <w:b/>
-          <w:bCs/>
-          <w:noProof/>
-          <w:sz w:val="24"/>
-          <w:szCs w:val="22"/>
-        </w:rPr>
+          <w:sz w:val="36"/>
+          <w:szCs w:val="32"/>
+        </w:rPr>
+      </w:pPr>
+      <w:r>
         <w:t>Output:</w:t>
       </w:r>
     </w:p>
@@ -638,62 +815,55 @@
           <w:szCs w:val="32"/>
         </w:rPr>
       </w:pPr>
-      <w:r>
-        <w:rPr>
-          <w:rFonts w:ascii="Times New Roman" w:hAnsi="Times New Roman" w:cs="Times New Roman"/>
-          <w:b/>
-          <w:bCs/>
-          <w:noProof/>
-          <w:sz w:val="36"/>
-          <w:szCs w:val="32"/>
-        </w:rPr>
-        <w:drawing>
-          <wp:inline distT="0" distB="0" distL="0" distR="0" wp14:anchorId="0B8B1182" wp14:editId="05F63ADB">
-            <wp:extent cx="5731510" cy="3192780"/>
-            <wp:effectExtent l="0" t="0" r="2540" b="7620"/>
-            <wp:docPr id="1625662059" name="Picture 1"/>
-            <wp:cNvGraphicFramePr>
-              <a:graphicFrameLocks xmlns:a="http://schemas.openxmlformats.org/drawingml/2006/main" noChangeAspect="1"/>
-            </wp:cNvGraphicFramePr>
-            <a:graphic xmlns:a="http://schemas.openxmlformats.org/drawingml/2006/main">
-              <a:graphicData uri="http://schemas.openxmlformats.org/drawingml/2006/picture">
-                <pic:pic xmlns:pic="http://schemas.openxmlformats.org/drawingml/2006/picture">
-                  <pic:nvPicPr>
-                    <pic:cNvPr id="1625662059" name=""/>
-                    <pic:cNvPicPr/>
-                  </pic:nvPicPr>
-                  <pic:blipFill>
-                    <a:blip r:embed="rId4"/>
-                    <a:stretch>
-                      <a:fillRect/>
-                    </a:stretch>
-                  </pic:blipFill>
-                  <pic:spPr>
-                    <a:xfrm>
-                      <a:off x="0" y="0"/>
-                      <a:ext cx="5731510" cy="3192780"/>
-                    </a:xfrm>
-                    <a:prstGeom prst="rect">
-                      <a:avLst/>
-                    </a:prstGeom>
-                  </pic:spPr>
-                </pic:pic>
-              </a:graphicData>
-            </a:graphic>
-          </wp:inline>
-        </w:drawing>
-      </w:r>
-    </w:p>
-    <w:p>
-      <w:pPr>
-        <w:rPr>
-          <w:rFonts w:ascii="Times New Roman" w:hAnsi="Times New Roman" w:cs="Times New Roman"/>
-          <w:b/>
-          <w:bCs/>
-          <w:sz w:val="36"/>
-          <w:szCs w:val="32"/>
-        </w:rPr>
-      </w:pPr>
+      <w:r/>
+    </w:p>
+    <w:p>
+      <w:pPr>
+        <w:rPr>
+          <w:rFonts w:ascii="Times New Roman" w:hAnsi="Times New Roman" w:cs="Times New Roman"/>
+          <w:b/>
+          <w:bCs/>
+          <w:sz w:val="36"/>
+          <w:szCs w:val="32"/>
+        </w:rPr>
+      </w:pPr>
+      <w:r/>
+    </w:p>
+    <w:p>
+      <w:pPr>
+        <w:rPr>
+          <w:rFonts w:ascii="Times New Roman" w:hAnsi="Times New Roman" w:cs="Times New Roman"/>
+          <w:b/>
+          <w:bCs/>
+          <w:sz w:val="36"/>
+          <w:szCs w:val="32"/>
+        </w:rPr>
+      </w:pPr>
+      <w:r/>
+    </w:p>
+    <w:p>
+      <w:pPr>
+        <w:rPr>
+          <w:rFonts w:ascii="Times New Roman" w:hAnsi="Times New Roman" w:cs="Times New Roman"/>
+          <w:b/>
+          <w:bCs/>
+          <w:sz w:val="36"/>
+          <w:szCs w:val="32"/>
+        </w:rPr>
+      </w:pPr>
+      <w:r/>
+    </w:p>
+    <w:p>
+      <w:pPr>
+        <w:rPr>
+          <w:rFonts w:ascii="Times New Roman" w:hAnsi="Times New Roman" w:cs="Times New Roman"/>
+          <w:b/>
+          <w:bCs/>
+          <w:sz w:val="36"/>
+          <w:szCs w:val="32"/>
+        </w:rPr>
+      </w:pPr>
+      <w:r/>
     </w:p>
     <w:sectPr>
       <w:pgSz w:w="11906" w:h="16838"/>
